--- a/00-首页/题组Word/初赛冲刺样卷一/初赛冲刺样卷一-学生版.docx
+++ b/00-首页/题组Word/初赛冲刺样卷一/初赛冲刺样卷一-学生版.docx
@@ -2,7 +2,7 @@
 <file path=word/document.xml><?xml version="1.0" encoding="utf-8"?>
 <w:document xmlns:w="http://schemas.openxmlformats.org/wordprocessingml/2006/main" xmlns:m="http://schemas.openxmlformats.org/officeDocument/2006/math" xmlns:r="http://schemas.openxmlformats.org/officeDocument/2006/relationships" xmlns:o="urn:schemas-microsoft-com:office:office" xmlns:v="urn:schemas-microsoft-com:vml" xmlns:w10="urn:schemas-microsoft-com:office:word" xmlns:a="http://schemas.openxmlformats.org/drawingml/2006/main" xmlns:pic="http://schemas.openxmlformats.org/drawingml/2006/picture" xmlns:wp="http://schemas.openxmlformats.org/drawingml/2006/wordprocessingDrawing">
   <w:body>
-    <w:bookmarkStart w:id="59" w:name="初赛冲刺-模拟卷样一卷"/>
+    <w:bookmarkStart w:id="62" w:name="初赛冲刺-模拟卷样一卷"/>
     <w:p>
       <w:pPr>
         <w:pStyle w:val="Heading1"/>
@@ -52,7 +52,7 @@
         <w:t>）</w:t>
       </w:r>
     </w:p>
-    <w:bookmarkStart w:id="58" w:name="题目"/>
+    <w:bookmarkStart w:id="61" w:name="题目"/>
     <w:p>
       <w:pPr>
         <w:pStyle w:val="Heading2"/>
@@ -7387,7 +7387,7 @@
       </w:r>
     </w:p>
     <w:bookmarkEnd w:id="22"/>
-    <w:bookmarkStart w:id="23" w:name="第-6-题-元素推断10-分"/>
+    <w:bookmarkStart w:id="26" w:name="第-6-题-元素推断10-分"/>
     <w:p>
       <w:pPr>
         <w:pStyle w:val="Heading3"/>
@@ -8980,6 +8980,58 @@
     <w:p>
       <w:pPr>
         <w:pStyle w:val="BodyText"/>
+        <w:spacing w:before="160" w:after="80"/>
+        <w:jc w:val="center"/>
+      </w:pPr>
+      <w:r>
+        <w:rPr>
+          <w:rFonts w:ascii="Times New Roman" w:hAnsi="Times New Roman" w:eastAsia="Times New Roman" w:cs="Times New Roman"/>
+        </w:rPr>
+        <w:drawing>
+          <wp:inline>
+            <wp:extent cx="2667000" cy="328246"/>
+            <wp:effectExtent b="0" l="0" r="0" t="0"/>
+            <wp:docPr descr="" title="" id="24" name="Picture"/>
+            <a:graphic>
+              <a:graphicData uri="http://schemas.openxmlformats.org/drawingml/2006/picture">
+                <pic:pic>
+                  <pic:nvPicPr>
+                    <pic:cNvPr descr="f15addb37ca637e0e0bf1a33df2339e6b4dd31da35909552050b475b7b08f052.png" id="25" name="Picture"/>
+                    <pic:cNvPicPr>
+                      <a:picLocks noChangeArrowheads="1" noChangeAspect="1"/>
+                    </pic:cNvPicPr>
+                  </pic:nvPicPr>
+                  <pic:blipFill>
+                    <a:blip r:embed="rId23"/>
+                    <a:stretch>
+                      <a:fillRect/>
+                    </a:stretch>
+                  </pic:blipFill>
+                  <pic:spPr bwMode="auto">
+                    <a:xfrm>
+                      <a:off x="0" y="0"/>
+                      <a:ext cx="2667000" cy="328246"/>
+                    </a:xfrm>
+                    <a:prstGeom prst="rect">
+                      <a:avLst/>
+                    </a:prstGeom>
+                    <a:noFill/>
+                    <a:ln w="9525">
+                      <a:noFill/>
+                      <a:headEnd/>
+                      <a:tailEnd/>
+                    </a:ln>
+                  </pic:spPr>
+                </pic:pic>
+              </a:graphicData>
+            </a:graphic>
+          </wp:inline>
+        </w:drawing>
+      </w:r>
+    </w:p>
+    <w:p>
+      <w:pPr>
+        <w:pStyle w:val="BodyText"/>
         <w:ind w:firstLine="420"/>
       </w:pPr>
       <w:r>
@@ -9806,8 +9858,8 @@
         <w:t>。</w:t>
       </w:r>
     </w:p>
-    <w:bookmarkEnd w:id="23"/>
-    <w:bookmarkStart w:id="24" w:name="第-7-题10-分"/>
+    <w:bookmarkEnd w:id="26"/>
+    <w:bookmarkStart w:id="27" w:name="第-7-题10-分"/>
     <w:p>
       <w:pPr>
         <w:pStyle w:val="Heading3"/>
@@ -11717,8 +11769,8 @@
         <w:t>。</w:t>
       </w:r>
     </w:p>
-    <w:bookmarkEnd w:id="24"/>
-    <w:bookmarkStart w:id="34" w:name="第-8-题-高张力桥环的合成10-分"/>
+    <w:bookmarkEnd w:id="27"/>
+    <w:bookmarkStart w:id="37" w:name="第-8-题-高张力桥环的合成10-分"/>
     <w:p>
       <w:pPr>
         <w:pStyle w:val="Heading3"/>
@@ -12111,18 +12163,18 @@
           <wp:inline>
             <wp:extent cx="2667000" cy="250657"/>
             <wp:effectExtent b="0" l="0" r="0" t="0"/>
-            <wp:docPr descr="" title="" id="26" name="Picture"/>
+            <wp:docPr descr="" title="" id="29" name="Picture"/>
             <a:graphic>
               <a:graphicData uri="http://schemas.openxmlformats.org/drawingml/2006/picture">
                 <pic:pic>
                   <pic:nvPicPr>
-                    <pic:cNvPr descr="f282cbae329037673b9277ea80bdd69432a925250ce3b34858a5eb9402c8a451.jpg" id="27" name="Picture"/>
+                    <pic:cNvPr descr="f282cbae329037673b9277ea80bdd69432a925250ce3b34858a5eb9402c8a451.jpg" id="30" name="Picture"/>
                     <pic:cNvPicPr>
                       <a:picLocks noChangeArrowheads="1" noChangeAspect="1"/>
                     </pic:cNvPicPr>
                   </pic:nvPicPr>
                   <pic:blipFill>
-                    <a:blip r:embed="rId25"/>
+                    <a:blip r:embed="rId28"/>
                     <a:stretch>
                       <a:fillRect/>
                     </a:stretch>
@@ -12283,18 +12335,18 @@
           <wp:inline>
             <wp:extent cx="2667000" cy="512884"/>
             <wp:effectExtent b="0" l="0" r="0" t="0"/>
-            <wp:docPr descr="" title="" id="29" name="Picture"/>
+            <wp:docPr descr="" title="" id="32" name="Picture"/>
             <a:graphic>
               <a:graphicData uri="http://schemas.openxmlformats.org/drawingml/2006/picture">
                 <pic:pic>
                   <pic:nvPicPr>
-                    <pic:cNvPr descr="d4fcff24186a3d029ffa740f9e627195b890ff823fa3265a02368d10ad6e88b9.jpg" id="30" name="Picture"/>
+                    <pic:cNvPr descr="d4fcff24186a3d029ffa740f9e627195b890ff823fa3265a02368d10ad6e88b9.jpg" id="33" name="Picture"/>
                     <pic:cNvPicPr>
                       <a:picLocks noChangeArrowheads="1" noChangeAspect="1"/>
                     </pic:cNvPicPr>
                   </pic:nvPicPr>
                   <pic:blipFill>
-                    <a:blip r:embed="rId28"/>
+                    <a:blip r:embed="rId31"/>
                     <a:stretch>
                       <a:fillRect/>
                     </a:stretch>
@@ -12496,18 +12548,18 @@
           <wp:inline>
             <wp:extent cx="2667000" cy="1223082"/>
             <wp:effectExtent b="0" l="0" r="0" t="0"/>
-            <wp:docPr descr="" title="" id="32" name="Picture"/>
+            <wp:docPr descr="" title="" id="35" name="Picture"/>
             <a:graphic>
               <a:graphicData uri="http://schemas.openxmlformats.org/drawingml/2006/picture">
                 <pic:pic>
                   <pic:nvPicPr>
-                    <pic:cNvPr descr="a79cfe6a7608034aab322fe1416e025995f8d89afd3e59bcebab865f07c6e834.jpg" id="33" name="Picture"/>
+                    <pic:cNvPr descr="a79cfe6a7608034aab322fe1416e025995f8d89afd3e59bcebab865f07c6e834.jpg" id="36" name="Picture"/>
                     <pic:cNvPicPr>
                       <a:picLocks noChangeArrowheads="1" noChangeAspect="1"/>
                     </pic:cNvPicPr>
                   </pic:nvPicPr>
                   <pic:blipFill>
-                    <a:blip r:embed="rId31"/>
+                    <a:blip r:embed="rId34"/>
                     <a:stretch>
                       <a:fillRect/>
                     </a:stretch>
@@ -12636,8 +12688,8 @@
         <w:t>。</w:t>
       </w:r>
     </w:p>
-    <w:bookmarkEnd w:id="34"/>
-    <w:bookmarkStart w:id="47" w:name="第-9-题-13-环戊二酮化学10-分"/>
+    <w:bookmarkEnd w:id="37"/>
+    <w:bookmarkStart w:id="50" w:name="第-9-题-13-环戊二酮化学10-分"/>
     <w:p>
       <w:pPr>
         <w:pStyle w:val="Heading3"/>
@@ -12880,18 +12932,18 @@
           <wp:inline>
             <wp:extent cx="2667000" cy="953622"/>
             <wp:effectExtent b="0" l="0" r="0" t="0"/>
-            <wp:docPr descr="" title="" id="36" name="Picture"/>
+            <wp:docPr descr="" title="" id="39" name="Picture"/>
             <a:graphic>
               <a:graphicData uri="http://schemas.openxmlformats.org/drawingml/2006/picture">
                 <pic:pic>
                   <pic:nvPicPr>
-                    <pic:cNvPr descr="de8f46bf574cb1a421b0e6ed5ea000db6c534846d34f829e4f0f2e5a7c214781.jpg" id="37" name="Picture"/>
+                    <pic:cNvPr descr="de8f46bf574cb1a421b0e6ed5ea000db6c534846d34f829e4f0f2e5a7c214781.jpg" id="40" name="Picture"/>
                     <pic:cNvPicPr>
                       <a:picLocks noChangeArrowheads="1" noChangeAspect="1"/>
                     </pic:cNvPicPr>
                   </pic:nvPicPr>
                   <pic:blipFill>
-                    <a:blip r:embed="rId35"/>
+                    <a:blip r:embed="rId38"/>
                     <a:stretch>
                       <a:fillRect/>
                     </a:stretch>
@@ -13412,18 +13464,18 @@
           <wp:inline>
             <wp:extent cx="2667000" cy="1181887"/>
             <wp:effectExtent b="0" l="0" r="0" t="0"/>
-            <wp:docPr descr="" title="" id="39" name="Picture"/>
+            <wp:docPr descr="" title="" id="42" name="Picture"/>
             <a:graphic>
               <a:graphicData uri="http://schemas.openxmlformats.org/drawingml/2006/picture">
                 <pic:pic>
                   <pic:nvPicPr>
-                    <pic:cNvPr descr="c713a33fdd3ce7d04c5d7c1e547f0eb620264e7a3e03ec0d5bc03eebe2188b63.jpg" id="40" name="Picture"/>
+                    <pic:cNvPr descr="c713a33fdd3ce7d04c5d7c1e547f0eb620264e7a3e03ec0d5bc03eebe2188b63.jpg" id="43" name="Picture"/>
                     <pic:cNvPicPr>
                       <a:picLocks noChangeArrowheads="1" noChangeAspect="1"/>
                     </pic:cNvPicPr>
                   </pic:nvPicPr>
                   <pic:blipFill>
-                    <a:blip r:embed="rId38"/>
+                    <a:blip r:embed="rId41"/>
                     <a:stretch>
                       <a:fillRect/>
                     </a:stretch>
@@ -14087,18 +14139,18 @@
           <wp:inline>
             <wp:extent cx="2667000" cy="1505504"/>
             <wp:effectExtent b="0" l="0" r="0" t="0"/>
-            <wp:docPr descr="" title="" id="42" name="Picture"/>
+            <wp:docPr descr="" title="" id="45" name="Picture"/>
             <a:graphic>
               <a:graphicData uri="http://schemas.openxmlformats.org/drawingml/2006/picture">
                 <pic:pic>
                   <pic:nvPicPr>
-                    <pic:cNvPr descr="f4c41524f5a3362f8ab4e69a82484615fd2fcce74e7d5e02f5c404aa7cc3d266.jpg" id="43" name="Picture"/>
+                    <pic:cNvPr descr="f4c41524f5a3362f8ab4e69a82484615fd2fcce74e7d5e02f5c404aa7cc3d266.jpg" id="46" name="Picture"/>
                     <pic:cNvPicPr>
                       <a:picLocks noChangeArrowheads="1" noChangeAspect="1"/>
                     </pic:cNvPicPr>
                   </pic:nvPicPr>
                   <pic:blipFill>
-                    <a:blip r:embed="rId41"/>
+                    <a:blip r:embed="rId44"/>
                     <a:stretch>
                       <a:fillRect/>
                     </a:stretch>
@@ -14259,18 +14311,18 @@
           <wp:inline>
             <wp:extent cx="2667000" cy="973094"/>
             <wp:effectExtent b="0" l="0" r="0" t="0"/>
-            <wp:docPr descr="" title="" id="45" name="Picture"/>
+            <wp:docPr descr="" title="" id="48" name="Picture"/>
             <a:graphic>
               <a:graphicData uri="http://schemas.openxmlformats.org/drawingml/2006/picture">
                 <pic:pic>
                   <pic:nvPicPr>
-                    <pic:cNvPr descr="000b8d87d8b0d13812a4d0b3e746a99cb6a9580aa7dd179a5ec1941a34a6a421.jpg" id="46" name="Picture"/>
+                    <pic:cNvPr descr="000b8d87d8b0d13812a4d0b3e746a99cb6a9580aa7dd179a5ec1941a34a6a421.jpg" id="49" name="Picture"/>
                     <pic:cNvPicPr>
                       <a:picLocks noChangeArrowheads="1" noChangeAspect="1"/>
                     </pic:cNvPicPr>
                   </pic:nvPicPr>
                   <pic:blipFill>
-                    <a:blip r:embed="rId44"/>
+                    <a:blip r:embed="rId47"/>
                     <a:stretch>
                       <a:fillRect/>
                     </a:stretch>
@@ -14393,8 +14445,8 @@
         <w:t>。</w:t>
       </w:r>
     </w:p>
-    <w:bookmarkEnd w:id="47"/>
-    <w:bookmarkStart w:id="57" w:name="第-10-题-ph_3-的结构10-分"/>
+    <w:bookmarkEnd w:id="50"/>
+    <w:bookmarkStart w:id="60" w:name="第-10-题-ph_3-的结构10-分"/>
     <w:p>
       <w:pPr>
         <w:pStyle w:val="Heading3"/>
@@ -15248,18 +15300,18 @@
           <wp:inline>
             <wp:extent cx="2667000" cy="1895065"/>
             <wp:effectExtent b="0" l="0" r="0" t="0"/>
-            <wp:docPr descr="" title="" id="49" name="Picture"/>
+            <wp:docPr descr="" title="" id="52" name="Picture"/>
             <a:graphic>
               <a:graphicData uri="http://schemas.openxmlformats.org/drawingml/2006/picture">
                 <pic:pic>
                   <pic:nvPicPr>
-                    <pic:cNvPr descr="cfa28801e15db5c0dba6511b197dc8bb607a512f605084f3e899cac3652829a1.jpg" id="50" name="Picture"/>
+                    <pic:cNvPr descr="cfa28801e15db5c0dba6511b197dc8bb607a512f605084f3e899cac3652829a1.jpg" id="53" name="Picture"/>
                     <pic:cNvPicPr>
                       <a:picLocks noChangeArrowheads="1" noChangeAspect="1"/>
                     </pic:cNvPicPr>
                   </pic:nvPicPr>
                   <pic:blipFill>
-                    <a:blip r:embed="rId48"/>
+                    <a:blip r:embed="rId51"/>
                     <a:stretch>
                       <a:fillRect/>
                     </a:stretch>
@@ -15937,18 +15989,18 @@
           <wp:inline>
             <wp:extent cx="2667000" cy="616029"/>
             <wp:effectExtent b="0" l="0" r="0" t="0"/>
-            <wp:docPr descr="" title="" id="52" name="Picture"/>
+            <wp:docPr descr="" title="" id="55" name="Picture"/>
             <a:graphic>
               <a:graphicData uri="http://schemas.openxmlformats.org/drawingml/2006/picture">
                 <pic:pic>
                   <pic:nvPicPr>
-                    <pic:cNvPr descr="ae674643c676d2be5f29bb0d9f90fd6c69dbc5aacd8ccee60b00ebeafd6746f6.jpg" id="53" name="Picture"/>
+                    <pic:cNvPr descr="ae674643c676d2be5f29bb0d9f90fd6c69dbc5aacd8ccee60b00ebeafd6746f6.jpg" id="56" name="Picture"/>
                     <pic:cNvPicPr>
                       <a:picLocks noChangeArrowheads="1" noChangeAspect="1"/>
                     </pic:cNvPicPr>
                   </pic:nvPicPr>
                   <pic:blipFill>
-                    <a:blip r:embed="rId51"/>
+                    <a:blip r:embed="rId54"/>
                     <a:stretch>
                       <a:fillRect/>
                     </a:stretch>
@@ -15989,18 +16041,18 @@
           <wp:inline>
             <wp:extent cx="2667000" cy="576747"/>
             <wp:effectExtent b="0" l="0" r="0" t="0"/>
-            <wp:docPr descr="" title="" id="55" name="Picture"/>
+            <wp:docPr descr="" title="" id="58" name="Picture"/>
             <a:graphic>
               <a:graphicData uri="http://schemas.openxmlformats.org/drawingml/2006/picture">
                 <pic:pic>
                   <pic:nvPicPr>
-                    <pic:cNvPr descr="614bf4250e23000226794a0bdc9201fffc770745bb228c8dbb2559e4a1bb9db4.jpg" id="56" name="Picture"/>
+                    <pic:cNvPr descr="614bf4250e23000226794a0bdc9201fffc770745bb228c8dbb2559e4a1bb9db4.jpg" id="59" name="Picture"/>
                     <pic:cNvPicPr>
                       <a:picLocks noChangeArrowheads="1" noChangeAspect="1"/>
                     </pic:cNvPicPr>
                   </pic:nvPicPr>
                   <pic:blipFill>
-                    <a:blip r:embed="rId54"/>
+                    <a:blip r:embed="rId57"/>
                     <a:stretch>
                       <a:fillRect/>
                     </a:stretch>
@@ -16027,9 +16079,9 @@
         </w:drawing>
       </w:r>
     </w:p>
-    <w:bookmarkEnd w:id="57"/>
-    <w:bookmarkEnd w:id="58"/>
-    <w:bookmarkEnd w:id="59"/>
+    <w:bookmarkEnd w:id="60"/>
+    <w:bookmarkEnd w:id="61"/>
+    <w:bookmarkEnd w:id="62"/>
     <w:sectPr>
       <w:footerReference w:type="default" r:id="rId9"/>
       <w:footnotePr>
